--- a/healthcare_economic_effect/output/docx/Healthcare_EHPM_CoverLetter_R3.docx
+++ b/healthcare_economic_effect/output/docx/Healthcare_EHPM_CoverLetter_R3.docx
@@ -8,7 +8,7 @@
           <w:b w:val="0"/>
           <w:i w:val="0"/>
         </w:rPr>
-        <w:t>July 27, 2026</w:t>
+        <w:t>August 06, 2026</w:t>
       </w:r>
     </w:p>
     <w:p/>

--- a/healthcare_economic_effect/output/docx/Healthcare_EHPM_CoverLetter_R3.docx
+++ b/healthcare_economic_effect/output/docx/Healthcare_EHPM_CoverLetter_R3.docx
@@ -66,7 +66,7 @@
           <w:b w:val="0"/>
           <w:i w:val="0"/>
         </w:rPr>
-        <w:t>We are resubmitting a substantially reframed version of our manuscript, now entitled "Evaluating the Demand-Side Fiscal Return to Healthcare Expenditure in Japan: Input-Output Multipliers, a Constant Health-Capital Lag, and Diagnostic Equipment Stock with Cross-Country OECD Benchmarking". The previous submission was de novo rejected because the revisions had grown beyond the original framework. We have therefore rebuilt the manuscript around the claims that the analysis actually supports: a material but conditional demand-side fiscal return and a robust constant spending-to-outcome lag. The unsupported 'dual-return' / supply-side return framing has been removed, and deficit financing, over-supply risk, workforce constraints, and OECD cross-country heterogeneity are now treated explicitly as boundary conditions on the sustainability of the demand-side return. No new analyses were performed; the numbers, figures, and tables are unchanged from the R2 package.</w:t>
+        <w:t>We are resubmitting a substantially reframed version of our manuscript, now entitled "Demand-Side Fiscal Return to Healthcare Expenditure in Japan: Input-Output Multipliers, a Constant Health-Capital Lag, and Diagnostic Equipment Stock with Cross-Country OECD Benchmarking". The previous submission was de novo rejected because the revisions had grown beyond the original framework. We have therefore rebuilt the manuscript around the claims that the analysis actually supports: a material but conditional demand-side fiscal return and a robust constant spending-to-outcome lag. The unsupported 'dual-return' / supply-side return framing has been removed, and deficit financing, over-supply risk, workforce constraints, and OECD cross-country heterogeneity are now treated explicitly as boundary conditions on the sustainability of the demand-side return. No new analyses were performed; the numbers, figures, and tables are unchanged from the R2 package.</w:t>
       </w:r>
     </w:p>
     <w:p/>
